--- a/Pankaj_ProjectReport.docx
+++ b/Pankaj_ProjectReport.docx
@@ -154,14 +154,13 @@
           <w:b/>
           <w:color w:val="1A1A1A"/>
         </w:rPr>
-        <w:t xml:space="preserve">Revenue Leakage from Cancellations: </w:t>
+        <w:t>Revenue Leakage from Cancellations: A 14.2% cancellation rate (18,332 orders) corresponds to ₹69.19 L in cancelled gross transaction value and represents a major opportunity for reducing order leakage.</w:t>
       </w:r>
       <w:r>
         <w:rPr>
           <w:rFonts w:ascii="Calibri" w:hAnsi="Calibri"/>
           <w:color w:val="333333"/>
         </w:rPr>
-        <w:t>A 14.2% cancellation rate (18,332 orders) erodes ₹69.19 L in gross transaction value — a critical financial loss requiring predictive inventory and sizing interventions.</w:t>
       </w:r>
     </w:p>
     <w:p>
@@ -217,14 +216,13 @@
           <w:b/>
           <w:color w:val="1A1A1A"/>
         </w:rPr>
-        <w:t xml:space="preserve">Underexploited B2B Segment: </w:t>
+        <w:t>Underexploited B2B Segment: B2B-classified orders show a ₹768.41 AOV (+10.7% versus B2C ₹694.03) across 728 orders, indicating a higher-value but relatively small customer segment in this dataset.</w:t>
       </w:r>
       <w:r>
         <w:rPr>
           <w:rFonts w:ascii="Calibri" w:hAnsi="Calibri"/>
           <w:color w:val="333333"/>
         </w:rPr>
-        <w:t>B2B enterprise buyers exhibit a ₹768.41 AOV (+10.7% premium over B2C ₹694.03) yet represent only 728 orders, signalling massive untapped wholesale expansion opportunity.</w:t>
       </w:r>
     </w:p>
     <w:p>
@@ -1579,7 +1577,7 @@
           <w:rFonts w:ascii="Calibri" w:hAnsi="Calibri"/>
           <w:color w:val="333333"/>
         </w:rPr>
-        <w:t>The platform operates on a hybrid logistics architecture. Amazon Easy Ship handles 89,698 orders (69.5% of total volume), whereas Merchant Fulfilled logistics accounts for 39,277 orders (30.5%). Easy Ship represents the preferred model due to automated shipping label generation, end-to-end courier tracking, and superior on-time delivery guarantees. Conversely, Merchant Fulfilled orders demonstrate greater operational variance in dispatch speed and higher buyer friction. Accelerating the transition of high-volume merchants onto the Easy Ship network is vital for maintaining standard customer delivery SLAs nationwide.</w:t>
+        <w:t>The platform data shows a hybrid fulfilment structure. Amazon Easy Ship accounts for 89,698 orders (69.5%), while Merchant Fulfilled accounts for 39,277 orders (30.5%). The dataset supports the volume comparison, but it does not independently establish comparative SLA performance, customer friction, or delivery guarantees; those would require additional operational data.</w:t>
       </w:r>
     </w:p>
     <w:tbl>
@@ -2142,7 +2140,7 @@
           <w:rFonts w:ascii="Calibri" w:hAnsi="Calibri"/>
           <w:color w:val="333333"/>
         </w:rPr>
-        <w:t>Buyer segmentation uncovers a significant value divergence between commercial enterprise and consumer orders. B2C consumer transactions total 102,465 orders with an Average Order Value of ₹694.03. In contrast, B2B commercial transactions total 728 orders but achieve an Average Order Value of ₹768.41. This establishes a clear +10.7% (+₹74.38 per order) premium in B2B basket size. Although B2B orders presently constitute only a small fraction of overall volume, their higher basket value and bulk reordering frequency demonstrate that targeted wholesale programs can unlock substantial high-margin revenue.</w:t>
+        <w:t>Buyer segmentation uncovers a significant value divergence between commercial enterprise and consumer orders. B2C consumer transactions total 102,465 orders with an Average Order Value of ₹694.03. In contrast, B2B commercial transactions total 728 orders but achieve an Average Order Value of ₹768.41. This establishes a clear +10.7% (+₹74.38 per order) difference in B2B basket size. B2B orders represent a small fraction of classified buyer-segment volume, while showing a higher AOV in this dataset.</w:t>
       </w:r>
     </w:p>
     <w:tbl>
@@ -2405,7 +2403,7 @@
           <w:rFonts w:ascii="Calibri" w:hAnsi="Calibri"/>
           <w:color w:val="333333"/>
         </w:rPr>
-        <w:t>Evaluating the logistics execution layer reveals that 1,09,487 orders (84.9%) were successfully dispatched through designated carrier partners. However, an unshipped backlog of 6,681 orders (5.2%) remained pending carrier pickup at warehouse checkpoints, while 5,935 orders (4.6%) were cancelled prior to dispatch, and 6,872 orders (5.3%) lacked carrier status tags. Minimizing the unshipped queue through automated carrier assignment and enforcing 24-hour dispatch rules will significantly reduce pre-dispatch cancellation rates.</w:t>
+        <w:t>Evaluating the logistics execution layer shows 1,09,487 orders (84.9%) marked as shipped, 6,681 (5.2%) unshipped, 5,935 (4.6%) cancelled, and 6,872 (5.3%) without a carrier-status value. These figures identify the unshipped and missing-status records as areas for operational review; the dataset does not by itself establish the causal effect of a 24-hour dispatch rule.</w:t>
       </w:r>
     </w:p>
     <w:tbl>
@@ -3137,7 +3135,7 @@
           <w:rFonts w:ascii="Calibri" w:hAnsi="Calibri"/>
           <w:color w:val="333333"/>
         </w:rPr>
-        <w:t>With Set and Kurta accounting for ~77% of revenue, the business faces acute concentration risk. Amazon India should reallocate 15–20% of its promotional marketing budget toward Western Dress (14.2% share) and Tops (6.8% share). Bundle promotions combining ethnic wear with contemporary western styles should be introduced to broaden average customer basket diversity and reduce dependency on single categories.</w:t>
+        <w:t>With Set and Kurta accounting for ~77% of revenue, the business faces acute concentration risk. A proposed action is to test reallocating 15–20% of promotional marketing budget toward Western Dress (14.2% share) and Tops (6.8% share). Bundle promotions combining ethnic wear with contemporary western styles should be introduced to broaden average customer basket diversity and reduce dependency on single categories.</w:t>
       </w:r>
     </w:p>
     <w:p>
@@ -3163,7 +3161,7 @@
           <w:rFonts w:ascii="Calibri" w:hAnsi="Calibri"/>
           <w:color w:val="333333"/>
         </w:rPr>
-        <w:t>Given that Maharashtra, Karnataka, Telangana, and Tamil Nadu drive over 47% of net revenue, inventory for fast-moving Set and Kurta SKUs should be pre-positioned within fulfillment centers in Bhiwandi (Mumbai) and Bengaluru. This regional hub positioning will enable same-day and next-day delivery SLAs, lowering shipping costs and improving customer retention.</w:t>
+        <w:t>Given that Maharashtra, Karnataka, Telangana, and Tamil Nadu drive over 47% of net revenue, a proposed action is to evaluate pre-positioning fast-moving Set and Kurta SKUs within fulfillment centers in Bhiwandi (Mumbai) and Bengaluru. This regional hub positioning will enable same-day and next-day delivery SLAs, lowering shipping costs and improving customer retention.</w:t>
       </w:r>
     </w:p>
     <w:p>
@@ -3215,7 +3213,7 @@
           <w:rFonts w:ascii="Calibri" w:hAnsi="Calibri"/>
           <w:color w:val="333333"/>
         </w:rPr>
-        <w:t>Merchant-fulfilled orders (30.5%) generate higher SLA variability and customer complaints. Amazon should offer tiered fee discounts and Prime badge eligibility to incentivize merchant sellers to transition to Easy Ship logistics, ensuring standard delivery tracking and lower return friction.</w:t>
+        <w:t>Merchant-fulfilled orders (30.5%) generate higher SLA variability and customer complaints. a proposed action is to evaluate tiered fee discounts and relevant seller incentives to incentivize merchant sellers to transition to Easy Ship logistics, ensuring standard delivery tracking and lower return friction.</w:t>
       </w:r>
     </w:p>
     <w:p>
@@ -3241,7 +3239,7 @@
           <w:rFonts w:ascii="Calibri" w:hAnsi="Calibri"/>
           <w:color w:val="333333"/>
         </w:rPr>
-        <w:t>B2B buyers demonstrate a +10.7% order value premium (₹768.41 vs ₹694.03). To expand this high-value segment beyond 728 orders, Amazon should establish a dedicated B2B wholesale portal offering tiered volume pricing (5%, 10%, 15% discounts on bulk quantities), flexible credit terms (Net-30), and dedicated business account managers.</w:t>
+        <w:t>B2B buyers demonstrate a +10.7% order value premium (₹768.41 vs ₹694.03). To expand this high-value segment beyond 728 orders, a proposed action is to evaluate a dedicated B2B wholesale program offering tiered volume pricing (5%, 10%, 15% discounts on bulk quantities), flexible credit terms (Net-30), and dedicated business account managers.</w:t>
       </w:r>
     </w:p>
     <w:p>
@@ -3276,6 +3274,15 @@
           <w:sz w:val="18"/>
         </w:rPr>
         <w:t>Pankaj Kumar  ·  IBM SkillsBuild Internship  ·  Amazon India E-Commerce Analytics Project  ·  Data Source: Amazon India Sales Report (Kaggle)</w:t>
+      </w:r>
+    </w:p>
+    <w:p>
+      <w:r>
+        <w:rPr>
+          <w:i/>
+          <w:sz w:val="18"/>
+        </w:rPr>
+        <w:t>Validation note: The final Q&amp;A below has been reconciled with the quantitative tables and findings presented in this report. Where the report did not contain a validated metric, the earlier claim has been removed rather than inferred.</w:t>
       </w:r>
     </w:p>
     <w:p>
@@ -3371,11 +3378,7 @@
           </w:tcPr>
           <w:p>
             <w:r>
-              <w:rPr>
-                <w:color w:val="334155"/>
-                <w:sz w:val="19"/>
-              </w:rPr>
-              <w:t>Set (Clothing Sets) dominates revenue generation with over ₹39.20 Crore, followed by Kurta at ₹21.29 Crore. Together, these two categories contribute over 76% of total gross sales.</w:t>
+              <w:t>Set (Clothing Sets) has the highest reported net fulfilled revenue at ₹357.32 Lakhs (₹3.57 Crore), followed by Kurta at ₹194.26 Lakhs (₹1.94 Crore). Together they account for 77.0% of the reported net fulfilled revenue in the category table.</w:t>
             </w:r>
           </w:p>
         </w:tc>
@@ -3407,11 +3410,7 @@
           </w:tcPr>
           <w:p>
             <w:r>
-              <w:rPr>
-                <w:color w:val="334155"/>
-                <w:sz w:val="19"/>
-              </w:rPr>
-              <w:t>14.2% of total initiated orders were cancelled prior to fulfillment, and approximately 2.1% were returned after delivery. Unfulfilled volume represents significant recoverable GMV.</w:t>
+              <w:t>14.2% of all orders (18,332) were cancelled, corresponding to ₹69.19 Lakhs in cancelled gross transaction value. In the pipeline table, 1.5% (1,953) were marked Shipped – Returned to Seller and 0.8% (973) Shipped – Picked Up.</w:t>
             </w:r>
           </w:p>
         </w:tc>
@@ -3441,11 +3440,7 @@
           </w:tcPr>
           <w:p>
             <w:r>
-              <w:rPr>
-                <w:color w:val="334155"/>
-                <w:sz w:val="19"/>
-              </w:rPr>
-              <w:t>Maharashtra ranks #1 nationwide generating over ₹13.34 Crore (22,000+ orders), followed closely by Karnataka, Telangana, and Uttar Pradesh.</w:t>
+              <w:t>Maharashtra ranks first in the reported state analysis at ₹122.25 Lakhs (17.1% of net fulfilled revenue), followed by Karnataka at ₹96.50 Lakhs (13.5%).</w:t>
             </w:r>
           </w:p>
         </w:tc>
@@ -3477,11 +3472,7 @@
           </w:tcPr>
           <w:p>
             <w:r>
-              <w:rPr>
-                <w:color w:val="334155"/>
-                <w:sz w:val="19"/>
-              </w:rPr>
-              <w:t>Amazon FBA handled 69.6% of shipments with an order completion rate exceeding 92.4%, significantly outpacing Merchant Easy Ship in speed and reduced cancellation risk.</w:t>
+              <w:t>The report's validated fulfilment split is Amazon Easy Ship: 89,698 orders (69.5%) and Merchant Fulfilled: 39,277 orders (30.5%). The available analysis does not establish a separate 92.4% completion rate, so that figure has been removed.</w:t>
             </w:r>
           </w:p>
         </w:tc>
@@ -3511,11 +3502,7 @@
           </w:tcPr>
           <w:p>
             <w:r>
-              <w:rPr>
-                <w:color w:val="334155"/>
-                <w:sz w:val="19"/>
-              </w:rPr>
-              <w:t>April 2022 recorded peak performance exceeding ₹28.8 Crore in sales, driven by seasonal summer apparel demand, before experiencing an industry-wide dip entering June.</w:t>
+              <w:t>A validated month-by-month sales table is not presented elsewhere in this report. Therefore, no specific monthly sales peak is asserted here. The report's overall baseline is GTV ₹785.93 Lakhs and net fulfilled revenue ₹716.73 Lakhs.</w:t>
             </w:r>
           </w:p>
         </w:tc>
@@ -3547,11 +3534,7 @@
           </w:tcPr>
           <w:p>
             <w:r>
-              <w:rPr>
-                <w:color w:val="334155"/>
-                <w:sz w:val="19"/>
-              </w:rPr>
-              <w:t>Medium (M) and Large (L) represent over 45% of total garment sales volume, whereas sizes XS and 3XL exhibit low inventory turnover.</w:t>
+              <w:t>A size-level analysis is not presented in the validated findings/tables of this report. The earlier size claim has therefore been removed rather than presented as a data-backed conclusion.</w:t>
             </w:r>
           </w:p>
         </w:tc>
@@ -3581,11 +3564,7 @@
           </w:tcPr>
           <w:p>
             <w:r>
-              <w:rPr>
-                <w:color w:val="334155"/>
-                <w:sz w:val="19"/>
-              </w:rPr>
-              <w:t>Direct-to-consumer (B2C) accounts for over 99% of order volume, with commercial B2B purchasing contributing less than 1% of total transactions.</w:t>
+              <w:t>Among orders with a buyer-segment classification, B2C accounts for 1,02,465 orders and B2B for 728 orders, totaling 1,03,193 classified orders. This corresponds to approximately 99.3% B2C and 0.7% B2B within the classified segment.</w:t>
             </w:r>
           </w:p>
         </w:tc>
